--- a/02-KONU-SINIFLARI-HAP-VE-KARMA-TESTLER/KARMA-TEST-2.docx
+++ b/02-KONU-SINIFLARI-HAP-VE-KARMA-TESTLER/KARMA-TEST-2.docx
@@ -9804,7 +9804,7 @@
           <w:sz w:val="20"/>
           <w:szCs w:val="20"/>
         </w:rPr>
-        <w:t xml:space="preserve">Gümrük Mevzuatı – Transit · Çok çıkan (21 soru) · çıkmış bilgi: 2023/90</w:t>
+        <w:t xml:space="preserve">Gümrük Mevzuatı – Transit · Çok çıkan (21 soru) · beklenen hüküm</w:t>
       </w:r>
     </w:p>
     <w:p>
@@ -10907,7 +10907,7 @@
           <w:sz w:val="20"/>
           <w:szCs w:val="20"/>
         </w:rPr>
-        <w:t xml:space="preserve">Gümrük Mevzuatı – Dahilde İşleme · Çok çıkan (12 soru) · çıkmış bilgi: 2021/14, 2024/67, 2021/53</w:t>
+        <w:t xml:space="preserve">Gümrük Mevzuatı – Dahilde İşleme · Çok çıkan (12 soru) · çıkmış bilgi: 2021/53, 2024/65, 2021/14, 2024/67</w:t>
       </w:r>
     </w:p>
     <w:p>
@@ -11328,7 +11328,7 @@
           <w:sz w:val="20"/>
           <w:szCs w:val="20"/>
         </w:rPr>
-        <w:t xml:space="preserve">Gümrük Mevzuatı – Geri Gelen Eşya · Orta çıkan (8 soru) · beklenen hüküm</w:t>
+        <w:t xml:space="preserve">Gümrük Mevzuatı – Geri Gelen Eşya · Orta çıkan (8 soru) · çıkmış bilgi: 2024/70, 2022/69</w:t>
       </w:r>
     </w:p>
     <w:p>
@@ -12786,7 +12786,7 @@
           <w:sz w:val="20"/>
           <w:szCs w:val="20"/>
         </w:rPr>
-        <w:t xml:space="preserve">Sair Mevzuat – Kaçakçılık (5607) · Çok çıkan (22 soru) · çıkmış bilgi: 2022/15, 2023/3</w:t>
+        <w:t xml:space="preserve">Sair Mevzuat – Kaçakçılık (5607) · Çok çıkan (22 soru) · çıkmış bilgi: 2022/15</w:t>
       </w:r>
     </w:p>
     <w:p>
@@ -13395,7 +13395,7 @@
           <w:sz w:val="20"/>
           <w:szCs w:val="20"/>
         </w:rPr>
-        <w:t xml:space="preserve">Sair Mevzuat – Tercihli Menşe İspat Belgeleri · Çok çıkan (17 soru) · çıkmış bilgi: 2024/41, 2025/33, 2025/36, 2023/47</w:t>
+        <w:t xml:space="preserve">Sair Mevzuat – Tercihli Menşe İspat Belgeleri · Çok çıkan (17 soru) · çıkmış bilgi: 2025/32, 2023/54, 2023/58, 2024/41, 2025/33, 2025/36, 2023/47</w:t>
       </w:r>
     </w:p>
     <w:p>
@@ -16302,7 +16302,7 @@
           <w:sz w:val="20"/>
           <w:szCs w:val="20"/>
         </w:rPr>
-        <w:t xml:space="preserve">Gümrük Mevzuatı – Gümrük Kıymeti · Çok çıkan (47 soru) · çıkmış bilgi: 2021/84, 2024/9, 2024/26, 2022/96</w:t>
+        <w:t xml:space="preserve">Gümrük Mevzuatı – Gümrük Kıymeti · Çok çıkan (47 soru) · çıkmış bilgi: 2021/84, 2024/9, 2024/26, 2022/96, 2023/79</w:t>
       </w:r>
     </w:p>
     <w:p>
@@ -20907,7 +20907,7 @@
           <w:sz w:val="14"/>
           <w:szCs w:val="14"/>
         </w:rPr>
-        <w:t xml:space="preserve">KT2-004 | Gümrük Mevzuatı | Transit | Çok çıkan | O2 | Orta | E | 2023/90 | GM-KT2</w:t>
+        <w:t xml:space="preserve">KT2-004 | Gümrük Mevzuatı | Transit | Çok çıkan | O2 | Orta | E | beklenen | GM-KT2</w:t>
       </w:r>
     </w:p>
     <w:p>
@@ -20998,7 +20998,7 @@
           <w:sz w:val="14"/>
           <w:szCs w:val="14"/>
         </w:rPr>
-        <w:t xml:space="preserve">KT2-011 | Gümrük Mevzuatı | Dahilde İşleme | Çok çıkan | O2 | Orta | D | 2021/14, 2024/67, 2021/53 | GM-KT2</w:t>
+        <w:t xml:space="preserve">KT2-011 | Gümrük Mevzuatı | Dahilde İşleme | Çok çıkan | O2 | Orta | D | 2021/53, 2024/65, 2021/14, 2024/67 | GM-KT2</w:t>
       </w:r>
     </w:p>
     <w:p>
@@ -21037,7 +21037,7 @@
           <w:sz w:val="14"/>
           <w:szCs w:val="14"/>
         </w:rPr>
-        <w:t xml:space="preserve">KT2-014 | Gümrük Mevzuatı | Geri Gelen Eşya | Orta çıkan | V2 | Orta | A | beklenen | GM-KT2</w:t>
+        <w:t xml:space="preserve">KT2-014 | Gümrük Mevzuatı | Geri Gelen Eşya | Orta çıkan | V2 | Orta | A | 2024/70, 2022/69 | GM-KT2</w:t>
       </w:r>
     </w:p>
     <w:p>
@@ -21167,7 +21167,7 @@
           <w:sz w:val="14"/>
           <w:szCs w:val="14"/>
         </w:rPr>
-        <w:t xml:space="preserve">KT2-024 | Sair Mevzuat | Kaçakçılık (5607) | Çok çıkan | D3 | Kolay | D | 2022/15, 2023/3 | GM-KT2</w:t>
+        <w:t xml:space="preserve">KT2-024 | Sair Mevzuat | Kaçakçılık (5607) | Çok çıkan | D3 | Kolay | D | 2022/15 | GM-KT2</w:t>
       </w:r>
     </w:p>
     <w:p>
@@ -21219,7 +21219,7 @@
           <w:sz w:val="14"/>
           <w:szCs w:val="14"/>
         </w:rPr>
-        <w:t xml:space="preserve">KT2-028 | Sair Mevzuat | Tercihli Menşe İspat Belgeleri | Çok çıkan | O1 | Orta | B | 2024/41, 2025/33, 2025/36, 2023/47 | GM-KT2</w:t>
+        <w:t xml:space="preserve">KT2-028 | Sair Mevzuat | Tercihli Menşe İspat Belgeleri | Çok çıkan | O1 | Orta | B | 2025/32, 2023/54, 2023/58, 2024/41, 2025/33, 2025/36, 2023/47 | GM-KT2</w:t>
       </w:r>
     </w:p>
     <w:p>
@@ -21466,7 +21466,7 @@
           <w:sz w:val="14"/>
           <w:szCs w:val="14"/>
         </w:rPr>
-        <w:t xml:space="preserve">KT2-047 | Gümrük Mevzuatı | Gümrük Kıymeti | Çok çıkan | H1 | Orta | B | 2021/84, 2024/9, 2024/26, 2022/96 | GM-KT2</w:t>
+        <w:t xml:space="preserve">KT2-047 | Gümrük Mevzuatı | Gümrük Kıymeti | Çok çıkan | H1 | Orta | B | 2021/84, 2024/9, 2024/26, 2022/96, 2023/79 | GM-KT2</w:t>
       </w:r>
     </w:p>
     <w:p>
